--- a/backend/data/corpus/DOC-20211113-040.docx
+++ b/backend/data/corpus/DOC-20211113-040.docx
@@ -63,7 +63,7 @@
           <w:b/>
           <w:sz w:val="21"/>
         </w:rPr>
-        <w:t>Dagmar Nashwood, MD, Harborlight Epilepsy Center, Portland, ME (RSM)</w:t>
+        <w:t>Camila Larkspur, MD, Kestrel Comprehensive Epilepsy Clinic, Little Rock, AR (RSM)</w:t>
       </w:r>
     </w:p>
     <w:p>
@@ -71,7 +71,7 @@
         <w:rPr>
           <w:sz w:val="21"/>
         </w:rPr>
-        <w:t>&gt; An unexpectedly long conversation between clinic blocks, mostly logistics.</w:t>
+        <w:t>&gt; A productive meeting in the reading room, first one this quarter.</w:t>
       </w:r>
     </w:p>
     <w:p>
@@ -79,7 +79,7 @@
         <w:rPr>
           <w:sz w:val="21"/>
         </w:rPr>
-        <w:t>&gt; Left it at that, with a call later this month to be scheduled.</w:t>
+        <w:t>&gt; This practice is still building familiarity with the product and had no clinical points to raise.</w:t>
       </w:r>
     </w:p>
     <w:p>
@@ -87,7 +87,7 @@
         <w:rPr>
           <w:sz w:val="21"/>
         </w:rPr>
-        <w:t>&gt; The composition of newly referred patients has shifted over the last year or two.</w:t>
+        <w:t>&gt; Asked whether I had seen a guideline update discussed at journal club; I had not, and offered nothing in return.</w:t>
       </w:r>
     </w:p>
     <w:p>
@@ -95,7 +95,7 @@
         <w:rPr>
           <w:sz w:val="21"/>
         </w:rPr>
-        <w:t>&gt; Asked whether I had seen a session summary from a colleague; I had not, and offered nothing in return.</w:t>
+        <w:t>&gt; Onboarding the epilepsy fellow is the current preoccupation here.</w:t>
       </w:r>
     </w:p>
     <w:p>
@@ -111,7 +111,279 @@
           <w:b/>
           <w:sz w:val="21"/>
         </w:rPr>
-        <w:t>Viraj Adeyemi-Cole, MD, Thornfield Regional Epilepsy Program, Springfield, MO (RSM)</w:t>
+        <w:t>Ulrike Dellacroix, MD, Silver Creek Medical Group, Allentown, PA (RSM)</w:t>
+      </w:r>
+    </w:p>
+    <w:p>
+      <w:r>
+        <w:rPr>
+          <w:sz w:val="21"/>
+        </w:rPr>
+        <w:t>&gt; The practice lost one of the nurse practitioners and has not backfilled, so the referral queue keeps slipping.</w:t>
+      </w:r>
+    </w:p>
+    <w:p>
+      <w:r>
+        <w:rPr>
+          <w:sz w:val="21"/>
+        </w:rPr>
+        <w:t>&gt; Described how newly referred patients is triaged now compared with before.</w:t>
+      </w:r>
+    </w:p>
+    <w:p>
+      <w:r>
+        <w:rPr>
+          <w:sz w:val="21"/>
+        </w:rPr>
+        <w:t>&gt; Mentioned a guideline update discussed at journal club but did not raise any specific finding.</w:t>
+      </w:r>
+    </w:p>
+    <w:p>
+      <w:r>
+        <w:rPr>
+          <w:sz w:val="21"/>
+        </w:rPr>
+      </w:r>
+    </w:p>
+    <w:p>
+      <w:r>
+        <w:rPr>
+          <w:b/>
+          <w:sz w:val="21"/>
+        </w:rPr>
+        <w:t>Sonali Eversholt, MD, Alder Point Neurology Associates, Fort Collins, CO (RSM)</w:t>
+      </w:r>
+    </w:p>
+    <w:p>
+      <w:r>
+        <w:rPr>
+          <w:sz w:val="21"/>
+        </w:rPr>
+        <w:t>&gt; An unhurried conversation at the end of the clinic list, mostly logistics.</w:t>
+      </w:r>
+    </w:p>
+    <w:p>
+      <w:r>
+        <w:rPr>
+          <w:sz w:val="21"/>
+        </w:rPr>
+        <w:t>&gt; This practice is still building familiarity with the product and had no clinical points to raise.</w:t>
+      </w:r>
+    </w:p>
+    <w:p>
+      <w:r>
+        <w:rPr>
+          <w:sz w:val="21"/>
+        </w:rPr>
+        <w:t>&gt; Agreed to reconnect at the next visit; no product discussion.</w:t>
+      </w:r>
+    </w:p>
+    <w:p>
+      <w:r>
+        <w:rPr>
+          <w:sz w:val="21"/>
+        </w:rPr>
+        <w:t>&gt; Formulary questions remains the slowest step, which came up as a general frustration.</w:t>
+      </w:r>
+    </w:p>
+    <w:p>
+      <w:r>
+        <w:rPr>
+          <w:sz w:val="21"/>
+        </w:rPr>
+        <w:t>&gt; Onboarding one of the nurse practitioners is the current preoccupation here.</w:t>
+      </w:r>
+    </w:p>
+    <w:p>
+      <w:r>
+        <w:rPr>
+          <w:sz w:val="21"/>
+        </w:rPr>
+      </w:r>
+    </w:p>
+    <w:p>
+      <w:r>
+        <w:rPr>
+          <w:b/>
+          <w:sz w:val="21"/>
+        </w:rPr>
+        <w:t>Lukas Stanhope, MD, Highmoor Health Neurology, Shreveport, LA (AR)</w:t>
+      </w:r>
+    </w:p>
+    <w:p>
+      <w:r>
+        <w:rPr>
+          <w:sz w:val="21"/>
+        </w:rPr>
+        <w:t>&gt; Mentioned a case series someone forwarded but did not raise any specific finding.</w:t>
+      </w:r>
+    </w:p>
+    <w:p>
+      <w:r>
+        <w:rPr>
+          <w:sz w:val="21"/>
+        </w:rPr>
+        <w:t>&gt; Most of the discussion was about the new charting templates, which is still being sorted out.</w:t>
+      </w:r>
+    </w:p>
+    <w:p>
+      <w:r>
+        <w:rPr>
+          <w:sz w:val="21"/>
+        </w:rPr>
+        <w:t>&gt; Monitoring intervals during titration are set by clinic routine here rather than by protocol.</w:t>
+      </w:r>
+    </w:p>
+    <w:p>
+      <w:r>
+        <w:rPr>
+          <w:sz w:val="21"/>
+        </w:rPr>
+        <w:t>&gt; The referral intake process went live without much warning, and that took up the first part of the conversation.</w:t>
+      </w:r>
+    </w:p>
+    <w:p>
+      <w:r>
+        <w:rPr>
+          <w:sz w:val="21"/>
+        </w:rPr>
+        <w:t>&gt; Noted that the appeals process remains the slowest step and that this is not specific to any one product.</w:t>
+      </w:r>
+    </w:p>
+    <w:p>
+      <w:r>
+        <w:rPr>
+          <w:sz w:val="21"/>
+        </w:rPr>
+      </w:r>
+    </w:p>
+    <w:p>
+      <w:r>
+        <w:rPr>
+          <w:b/>
+          <w:sz w:val="21"/>
+        </w:rPr>
+        <w:t>Jaromir Cavanaugh, MD, Granite Bay Epilepsy Center, Burlington, VT (AR)</w:t>
+      </w:r>
+    </w:p>
+    <w:p>
+      <w:r>
+        <w:rPr>
+          <w:sz w:val="21"/>
+        </w:rPr>
+        <w:t>&gt; Mostly small talk about the program and the venue.</w:t>
+      </w:r>
+    </w:p>
+    <w:p>
+      <w:r>
+        <w:rPr>
+          <w:sz w:val="21"/>
+        </w:rPr>
+        <w:t>&gt; Referenced a guideline update discussed at journal club in passing.</w:t>
+      </w:r>
+    </w:p>
+    <w:p>
+      <w:r>
+        <w:rPr>
+          <w:sz w:val="21"/>
+        </w:rPr>
+        <w:t>&gt; Agreed to reconnect at a follow-up appointment; nothing that needed follow-up.</w:t>
+      </w:r>
+    </w:p>
+    <w:p>
+      <w:r>
+        <w:rPr>
+          <w:sz w:val="21"/>
+        </w:rPr>
+      </w:r>
+    </w:p>
+    <w:p>
+      <w:r>
+        <w:rPr>
+          <w:b/>
+          <w:sz w:val="21"/>
+        </w:rPr>
+        <w:t>Darius Pemberton, MD, Kestrel Comprehensive Epilepsy Clinic, Little Rock, AR (RSM)</w:t>
+      </w:r>
+    </w:p>
+    <w:p>
+      <w:r>
+        <w:rPr>
+          <w:sz w:val="21"/>
+        </w:rPr>
+        <w:t>&gt; A productive visit in the reading room; the schedule was tight.</w:t>
+      </w:r>
+    </w:p>
+    <w:p>
+      <w:r>
+        <w:rPr>
+          <w:sz w:val="21"/>
+        </w:rPr>
+        <w:t>&gt; The referral queue keeps slipping since the summer, which shapes how much time there is for anything else.</w:t>
+      </w:r>
+    </w:p>
+    <w:p>
+      <w:r>
+        <w:rPr>
+          <w:sz w:val="21"/>
+        </w:rPr>
+        <w:t>&gt; Compared notes on which sessions were worth the time.</w:t>
+      </w:r>
+    </w:p>
+    <w:p>
+      <w:r>
+        <w:rPr>
+          <w:sz w:val="21"/>
+        </w:rPr>
+        <w:t>&gt; The composition of the refractory group has shifted over the last year or two.</w:t>
+      </w:r>
+    </w:p>
+    <w:p>
+      <w:r>
+        <w:rPr>
+          <w:sz w:val="21"/>
+        </w:rPr>
+        <w:t>&gt; Formulary placement was the only product-adjacent topic, and only in general terms.</w:t>
+      </w:r>
+    </w:p>
+    <w:p>
+      <w:r>
+        <w:rPr>
+          <w:sz w:val="21"/>
+        </w:rPr>
+      </w:r>
+    </w:p>
+    <w:p>
+      <w:r>
+        <w:rPr>
+          <w:b/>
+          <w:sz w:val="21"/>
+        </w:rPr>
+        <w:t>Delphine Kirkpatrick, MD, Copperfield Neurology Institute, Mobile, AL (RSM)</w:t>
+      </w:r>
+    </w:p>
+    <w:p>
+      <w:r>
+        <w:rPr>
+          <w:sz w:val="21"/>
+        </w:rPr>
+        <w:t>&gt; An unexpectedly long conversation over a quick coffee, mostly logistics.</w:t>
+      </w:r>
+    </w:p>
+    <w:p>
+      <w:r>
+        <w:rPr>
+          <w:sz w:val="21"/>
+        </w:rPr>
+        <w:t>&gt; The practice lost a front-desk coordinator and has not backfilled, so the referral queue keeps slipping.</w:t>
+      </w:r>
+    </w:p>
+    <w:p>
+      <w:r>
+        <w:rPr>
+          <w:sz w:val="21"/>
+        </w:rPr>
+        <w:t>&gt; No product discussion. Safety items asked about and confirmed none.</w:t>
       </w:r>
     </w:p>
     <w:p>
@@ -135,30 +407,6 @@
         <w:rPr>
           <w:sz w:val="21"/>
         </w:rPr>
-        <w:t>&gt; The travel schedule this year came up, and little else.</w:t>
-      </w:r>
-    </w:p>
-    <w:p>
-      <w:r>
-        <w:rPr>
-          <w:sz w:val="21"/>
-        </w:rPr>
-        <w:t>&gt; Onboarding a front-desk coordinator is the current preoccupation here.</w:t>
-      </w:r>
-    </w:p>
-    <w:p>
-      <w:r>
-        <w:rPr>
-          <w:sz w:val="21"/>
-        </w:rPr>
-        <w:t>&gt; No materials requested this time. Asked about safety and confirmed nothing to report.</w:t>
-      </w:r>
-    </w:p>
-    <w:p>
-      <w:r>
-        <w:rPr>
-          <w:sz w:val="21"/>
-        </w:rPr>
       </w:r>
     </w:p>
     <w:p>
@@ -167,7 +415,7 @@
           <w:b/>
           <w:sz w:val="21"/>
         </w:rPr>
-        <w:t>Peter Kowalczyk, MD, Green Mountain Neuroscience, Burlington, VT (RSM)</w:t>
+        <w:t>Adaeze Brannigan, MD, Foxglove Health Neurology, Springfield, MO (RSM)</w:t>
       </w:r>
     </w:p>
     <w:p>
@@ -175,7 +423,7 @@
         <w:rPr>
           <w:sz w:val="21"/>
         </w:rPr>
-        <w:t>&gt; A twenty-minute meeting in the shared office, first one this quarter.</w:t>
+        <w:t>&gt; A half-hour visit in the corridor; the schedule was tight.</w:t>
       </w:r>
     </w:p>
     <w:p>
@@ -183,7 +431,7 @@
         <w:rPr>
           <w:sz w:val="21"/>
         </w:rPr>
-        <w:t>&gt; The prior-authorization workflow went live without much warning, and that took up the first part of the conversation.</w:t>
+        <w:t>&gt; Formulary placement was the only product-adjacent topic, and only in general terms.</w:t>
       </w:r>
     </w:p>
     <w:p>
@@ -191,7 +439,7 @@
         <w:rPr>
           <w:sz w:val="21"/>
         </w:rPr>
-        <w:t>&gt; Benefit checks takes longer than the clinical decision, which came up as a general frustration.</w:t>
+        <w:t>&gt; Described a preference for slower titration in general, unrelated to any particular patient.</w:t>
       </w:r>
     </w:p>
     <w:p>
@@ -199,231 +447,7 @@
         <w:rPr>
           <w:sz w:val="21"/>
         </w:rPr>
-      </w:r>
-    </w:p>
-    <w:p>
-      <w:r>
-        <w:rPr>
-          <w:b/>
-          <w:sz w:val="21"/>
-        </w:rPr>
-        <w:t>Gaspar Ostrander, MD, Riverstone Comprehensive Epilepsy Clinic, Burlington, VT (RSM)</w:t>
-      </w:r>
-    </w:p>
-    <w:p>
-      <w:r>
-        <w:rPr>
-          <w:sz w:val="21"/>
-        </w:rPr>
-        <w:t>&gt; Stopped by by the scheduling desk for a short conversation.</w:t>
-      </w:r>
-    </w:p>
-    <w:p>
-      <w:r>
-        <w:rPr>
-          <w:sz w:val="21"/>
-        </w:rPr>
-        <w:t>&gt; Mentioned a case series someone forwarded but did not raise any specific finding.</w:t>
-      </w:r>
-    </w:p>
-    <w:p>
-      <w:r>
-        <w:rPr>
-          <w:sz w:val="21"/>
-        </w:rPr>
-        <w:t>&gt; The practice lost the epilepsy fellow and has not backfilled, so the referral queue keeps slipping.</w:t>
-      </w:r>
-    </w:p>
-    <w:p>
-      <w:r>
-        <w:rPr>
-          <w:sz w:val="21"/>
-        </w:rPr>
-        <w:t>&gt; Asked about my travel schedule, since visits keep landing on the busiest clinic days.</w:t>
-      </w:r>
-    </w:p>
-    <w:p>
-      <w:r>
-        <w:rPr>
-          <w:sz w:val="21"/>
-        </w:rPr>
-      </w:r>
-    </w:p>
-    <w:p>
-      <w:r>
-        <w:rPr>
-          <w:b/>
-          <w:sz w:val="21"/>
-        </w:rPr>
-        <w:t>Ulrike Wetherby, MD, Juniper Flats Neurology Partners, Fayetteville, NC (RSM)</w:t>
-      </w:r>
-    </w:p>
-    <w:p>
-      <w:r>
-        <w:rPr>
-          <w:sz w:val="21"/>
-        </w:rPr>
-        <w:t>&gt; The practice lost a front-desk coordinator and has not backfilled, so the new-patient backlog has stretched out.</w:t>
-      </w:r>
-    </w:p>
-    <w:p>
-      <w:r>
-        <w:rPr>
-          <w:sz w:val="21"/>
-        </w:rPr>
-        <w:t>&gt; Referenced a session summary from a colleague in passing.</w:t>
-      </w:r>
-    </w:p>
-    <w:p>
-      <w:r>
-        <w:rPr>
-          <w:sz w:val="21"/>
-        </w:rPr>
-        <w:t>&gt; Compared notes on which sessions were worth the time.</w:t>
-      </w:r>
-    </w:p>
-    <w:p>
-      <w:r>
-        <w:rPr>
-          <w:sz w:val="21"/>
-        </w:rPr>
-        <w:t>&gt; Titration habits came up in general terms; no specifics were discussed and none were offered.</w:t>
-      </w:r>
-    </w:p>
-    <w:p>
-      <w:r>
-        <w:rPr>
-          <w:sz w:val="21"/>
-        </w:rPr>
-      </w:r>
-    </w:p>
-    <w:p>
-      <w:r>
-        <w:rPr>
-          <w:b/>
-          <w:sz w:val="21"/>
-        </w:rPr>
-        <w:t>Thandiwe Brannigan, MD, Saltmarsh Neurological Care Center, Albany, NY (RSM)</w:t>
-      </w:r>
-    </w:p>
-    <w:p>
-      <w:r>
-        <w:rPr>
-          <w:sz w:val="21"/>
-        </w:rPr>
-        <w:t>&gt; An unhurried conversation by the scheduling desk, mostly logistics.</w:t>
-      </w:r>
-    </w:p>
-    <w:p>
-      <w:r>
-        <w:rPr>
-          <w:sz w:val="21"/>
-        </w:rPr>
-        <w:t>&gt; Spent some time on the pediatric-to-adult transfers and how workup decisions get sequenced.</w:t>
-      </w:r>
-    </w:p>
-    <w:p>
-      <w:r>
-        <w:rPr>
-          <w:sz w:val="21"/>
-        </w:rPr>
-        <w:t>&gt; Closed there — no specific request.</w:t>
-      </w:r>
-    </w:p>
-    <w:p>
-      <w:r>
-        <w:rPr>
-          <w:sz w:val="21"/>
-        </w:rPr>
-      </w:r>
-    </w:p>
-    <w:p>
-      <w:r>
-        <w:rPr>
-          <w:b/>
-          <w:sz w:val="21"/>
-        </w:rPr>
-        <w:t>Kiara Thistlewood, MD, Thornfield Regional Epilepsy Program, Lakeland, FL (RSM)</w:t>
-      </w:r>
-    </w:p>
-    <w:p>
-      <w:r>
-        <w:rPr>
-          <w:sz w:val="21"/>
-        </w:rPr>
-        <w:t>&gt; A compressed meeting in the workroom, first one this quarter.</w:t>
-      </w:r>
-    </w:p>
-    <w:p>
-      <w:r>
-        <w:rPr>
-          <w:sz w:val="21"/>
-        </w:rPr>
-        <w:t>&gt; The new-patient backlog is slowly recovering since the summer, which shapes how much time there is for anything else.</w:t>
-      </w:r>
-    </w:p>
-    <w:p>
-      <w:r>
-        <w:rPr>
-          <w:sz w:val="21"/>
-        </w:rPr>
-        <w:t>&gt; Agreed to reconnect at the following quarter; no specific request.</w:t>
-      </w:r>
-    </w:p>
-    <w:p>
-      <w:r>
-        <w:rPr>
-          <w:sz w:val="21"/>
-        </w:rPr>
-        <w:t>&gt; Spent some time on long-standing patients and how workup decisions get sequenced.</w:t>
-      </w:r>
-    </w:p>
-    <w:p>
-      <w:r>
-        <w:rPr>
-          <w:sz w:val="21"/>
-        </w:rPr>
-        <w:t>&gt; The practice lost two medical assistants and has not backfilled, so the referral queue keeps slipping.</w:t>
-      </w:r>
-    </w:p>
-    <w:p>
-      <w:r>
-        <w:rPr>
-          <w:sz w:val="21"/>
-        </w:rPr>
-      </w:r>
-    </w:p>
-    <w:p>
-      <w:r>
-        <w:rPr>
-          <w:b/>
-          <w:sz w:val="21"/>
-        </w:rPr>
-        <w:t>Gemma Steinmetz, MD, Vantage Park Regional Epilepsy Program, Chattanooga, TN (RSM)</w:t>
-      </w:r>
-    </w:p>
-    <w:p>
-      <w:r>
-        <w:rPr>
-          <w:sz w:val="21"/>
-        </w:rPr>
-        <w:t>&gt; Monitoring intervals during titration are set by clinic routine here rather than by protocol.</w:t>
-      </w:r>
-    </w:p>
-    <w:p>
-      <w:r>
-        <w:rPr>
-          <w:sz w:val="21"/>
-        </w:rPr>
-        <w:t>&gt; Onboarding a rotating resident is the current preoccupation here.</w:t>
-      </w:r>
-    </w:p>
-    <w:p>
-      <w:r>
-        <w:rPr>
-          <w:sz w:val="21"/>
-        </w:rPr>
-        <w:t>&gt; Spent some time on the pediatric-to-adult transfers and how workup decisions get sequenced.</w:t>
+        <w:t>&gt; Benefit checks varies by payer, which came up as a general frustration.</w:t>
       </w:r>
     </w:p>
     <w:p>
@@ -455,7 +479,7 @@
         <w:rPr>
           <w:sz w:val="21"/>
         </w:rPr>
-        <w:t>&gt; Agreed to reconnect at a call later this month; no specific request.</w:t>
+        <w:t>&gt; Mentioned a review that circulated on the service but did not raise any specific finding.</w:t>
       </w:r>
     </w:p>
     <w:p>
@@ -463,7 +487,7 @@
         <w:rPr>
           <w:sz w:val="21"/>
         </w:rPr>
-        <w:t>&gt; Titration habits came up in general terms; no specifics were discussed and none were offered.</w:t>
+        <w:t>&gt; Spent some time on the older half of the panel and how workup decisions get sequenced.</w:t>
       </w:r>
     </w:p>
     <w:p>
@@ -471,15 +495,7 @@
         <w:rPr>
           <w:sz w:val="21"/>
         </w:rPr>
-        <w:t>&gt; The appeals process remains the slowest step, which came up as a general frustration.</w:t>
-      </w:r>
-    </w:p>
-    <w:p>
-      <w:r>
-        <w:rPr>
-          <w:sz w:val="21"/>
-        </w:rPr>
-        <w:t>&gt; Mostly small talk about the program and the venue.</w:t>
+        <w:t>&gt; The practice lost two medical assistants and has not backfilled, so the referral queue has stretched out.</w:t>
       </w:r>
     </w:p>
     <w:p>
@@ -495,7 +511,7 @@
           <w:b/>
           <w:sz w:val="21"/>
         </w:rPr>
-        <w:t>Arvind Corliss, MD, Bluestem Comprehensive Epilepsy Clinic, Lakeland, FL (RSM)</w:t>
+        <w:t>Zubin Dunmore, MD, Ember Lake Medical Group, Roanoke, VA (RSM)</w:t>
       </w:r>
     </w:p>
     <w:p>
@@ -503,7 +519,7 @@
         <w:rPr>
           <w:sz w:val="21"/>
         </w:rPr>
-        <w:t>&gt; A productive visit by the scheduling desk; the schedule was tight.</w:t>
+        <w:t>&gt; Asked whether I would be at the meeting later this year.</w:t>
       </w:r>
     </w:p>
     <w:p>
@@ -511,7 +527,7 @@
         <w:rPr>
           <w:sz w:val="21"/>
         </w:rPr>
-        <w:t>&gt; No specific request. Safety items asked about and confirmed none.</w:t>
+        <w:t>&gt; Referenced a case series someone forwarded in passing.</w:t>
       </w:r>
     </w:p>
     <w:p>
@@ -519,7 +535,7 @@
         <w:rPr>
           <w:sz w:val="21"/>
         </w:rPr>
-        <w:t>&gt; Asked whether I had seen a session summary from a colleague; I had not, and offered nothing in return.</w:t>
+        <w:t>&gt; The new charting templates went live without much warning, and that took up the first part of the conversation.</w:t>
       </w:r>
     </w:p>
     <w:p>
@@ -527,15 +543,7 @@
         <w:rPr>
           <w:sz w:val="21"/>
         </w:rPr>
-        <w:t>&gt; Compared notes on which sessions were worth the time.</w:t>
-      </w:r>
-    </w:p>
-    <w:p>
-      <w:r>
-        <w:rPr>
-          <w:sz w:val="21"/>
-        </w:rPr>
-        <w:t>&gt; Referral patterns into this clinic have changed, and long-standing patients is a bigger share than it was.</w:t>
+        <w:t>&gt; Asked about my travel schedule, since visits keep landing on the busiest clinic days.</w:t>
       </w:r>
     </w:p>
     <w:p>
